--- a/比賽/2026中華電信智慧創新應用大賽/隊伍名稱_2026中華電信智慧創新應用大賽_作品提案規劃書.docx
+++ b/比賽/2026中華電信智慧創新應用大賽/隊伍名稱_2026中華電信智慧創新應用大賽_作品提案規劃書.docx
@@ -4067,20 +4067,6 @@
                 <w:color w:val="000000"/>
               </w:rPr>
               <w:t xml:space="preserve"> Android</w:t>
-            </w:r>
-            <w:r>
-              <w:rPr>
-                <w:rFonts w:ascii="Times New Roman" w:eastAsia="標楷體" w:hAnsi="Times New Roman"/>
-                <w:color w:val="000000"/>
-              </w:rPr>
-              <w:t>、</w:t>
-            </w:r>
-            <w:r>
-              <w:rPr>
-                <w:rFonts w:ascii="Times New Roman" w:eastAsia="標楷體" w:hAnsi="Times New Roman"/>
-                <w:color w:val="000000"/>
-              </w:rPr>
-              <w:t>iOS</w:t>
             </w:r>
             <w:r>
               <w:rPr>
